--- a/智能饮食健康秤_课程报告_YOLO端侧模型.docx
+++ b/智能饮食健康秤_课程报告_YOLO端侧模型.docx
@@ -26,7 +26,6 @@
       <w:r>
         <w:rPr>
           <w:rFonts w:ascii="宋体" w:hAnsi="宋体" w:eastAsia="宋体"/>
-          <w:color w:val="667EEA"/>
           <w:sz w:val="28"/>
         </w:rPr>
         <w:t>— 基于YOLO的智能饮食健康秤端侧模型设计与实现 —</w:t>
@@ -1279,20 +1278,7 @@
           <w:rFonts w:ascii="宋体" w:hAnsi="宋体" w:eastAsia="宋体"/>
           <w:sz w:val="24"/>
         </w:rPr>
-        <w:t>食材识别模型的训练数据集包含31类常见食材，涵盖以下类别：</w:t>
-      </w:r>
-    </w:p>
-    <w:p>
-      <w:pPr>
-        <w:spacing w:line="360" w:lineRule="auto"/>
-        <w:ind w:firstLine="480"/>
-      </w:pPr>
-      <w:r>
-        <w:rPr>
-          <w:rFonts w:ascii="宋体" w:hAnsi="宋体" w:eastAsia="宋体"/>
-          <w:sz w:val="24"/>
-        </w:rPr>
-        <w:t>肉类：鸡肉、猪肉、牛肉、羊肉；水产类：鱼肉、虾；蛋类：鸡蛋；豆制品：豆腐；蔬菜类：胡萝卜、西兰花、番茄、黄瓜、菠菜、土豆、蘑菇；主食类：米饭、面条、面包；水果类：苹果、香蕉、橙子；乳制品：牛奶、酸奶；坚果类：花生、核桃等，共计31个类别。</w:t>
+        <w:t>食材识别模型的训练数据集配置文件为 vege_fruit.yaml，主要针对蔬菜与水果两大类常见食材进行识别。数据集涵盖日常生活中常见的蔬菜（如胡萝卜、西兰花、番茄、黄瓜、菠菜、土豆、蘑菇等）和水果（如苹果、香蕉、橙子等）等多个细分类别。</w:t>
       </w:r>
     </w:p>
     <w:p>
@@ -1379,7 +1365,57 @@
           <w:rFonts w:ascii="宋体" w:hAnsi="宋体" w:eastAsia="宋体"/>
           <w:sz w:val="24"/>
         </w:rPr>
-        <w:t>模型训练基于Ultralytics YOLO框架，以YOLO11n为基础模型进行迁移学习。训练参数设置如下：</w:t>
+        <w:t>模型训练基于Ultralytics YOLO框架，以预训练权重 yolo11n.pt 为基础模型进行迁移学习。考虑到ESP32-P4端侧设备的算力与内存限制，训练阶段直接采用较小的输入分辨率以使模型适配端侧部署环境。训练脚本核心代码及参数设置如下：</w:t>
+      </w:r>
+    </w:p>
+    <w:p>
+      <w:pPr>
+        <w:spacing w:line="288" w:lineRule="auto"/>
+        <w:ind w:left="480"/>
+      </w:pPr>
+      <w:r>
+        <w:rPr>
+          <w:rFonts w:ascii="Consolas" w:hAnsi="Consolas"/>
+          <w:color w:val="000000"/>
+          <w:sz w:val="20"/>
+        </w:rPr>
+        <w:t>from ultralytics import YOLO</w:t>
+        <w:br/>
+        <w:br/>
+        <w:t>if __name__ == "__main__":</w:t>
+        <w:br/>
+        <w:t xml:space="preserve">    model = YOLO("yolo11n.pt")</w:t>
+        <w:br/>
+        <w:br/>
+        <w:t xml:space="preserve">    results = model.train(</w:t>
+        <w:br/>
+        <w:t xml:space="preserve">        data="vege_fruit.yaml",   # 蔬菜水果数据集</w:t>
+        <w:br/>
+        <w:t xml:space="preserve">        epochs=100,               # 充分训练</w:t>
+        <w:br/>
+        <w:t xml:space="preserve">        imgsz=160,                # ESP32-P4 友好尺寸</w:t>
+        <w:br/>
+        <w:t xml:space="preserve">        batch=4,                  # 降低批次，省显存</w:t>
+        <w:br/>
+        <w:t xml:space="preserve">        cache=False,              # 不用缓存，省内存/硬盘</w:t>
+        <w:br/>
+        <w:t xml:space="preserve">        workers=2,                # 减少多线程</w:t>
+        <w:br/>
+        <w:t xml:space="preserve">        device=0,                 # 使用GPU</w:t>
+        <w:br/>
+        <w:t xml:space="preserve">        patience=20,              # 早停机制</w:t>
+        <w:br/>
+        <w:t xml:space="preserve">        save_period=10,           # 定期保存</w:t>
+        <w:br/>
+        <w:t xml:space="preserve">        project="runs/detect",    # 项目目录</w:t>
+        <w:br/>
+        <w:t xml:space="preserve">        name="vege_fruit",        # 实验名称</w:t>
+        <w:br/>
+        <w:t xml:space="preserve">        exist_ok=True,            # 覆盖已存在</w:t>
+        <w:br/>
+        <w:t xml:space="preserve">        verbose=True,</w:t>
+        <w:br/>
+        <w:t xml:space="preserve">    )</w:t>
       </w:r>
     </w:p>
     <w:p>
@@ -1392,7 +1428,7 @@
           <w:rFonts w:ascii="宋体" w:hAnsi="宋体" w:eastAsia="宋体"/>
           <w:sz w:val="24"/>
         </w:rPr>
-        <w:t>输入图像尺寸：640×640；批次大小：16；初始学习率：0.01；训练轮数：100 epochs；优化器：SGD；动量：0.937；权重衰减：0.0005；预热轮数：3。</w:t>
+        <w:t>关键参数说明：训练轮数 epochs=100，保证模型有充分的学习周期；输入图像尺寸 imgsz=160，这是专门针对ESP32-P4端侧部署优化的友好尺寸，相较于默认的640×640大幅降低了计算量；批次大小 batch=4，在显存有限的情况下平衡训练稳定性与显存占用；cache=False 与 workers=2 的组合进一步降低内存与硬盘压力；device=0 指定使用GPU加速训练；patience=20 设置早停机制的容忍轮数。</w:t>
       </w:r>
     </w:p>
     <w:p>
@@ -1405,7 +1441,7 @@
           <w:rFonts w:ascii="宋体" w:hAnsi="宋体" w:eastAsia="宋体"/>
           <w:sz w:val="24"/>
         </w:rPr>
-        <w:t>训练过程采用余弦退火学习率调度策略，前3轮进行线性预热，之后使用余弦衰减策略逐步降低学习率。同时使用早停（Early Stopping）机制，当验证集mAP连续15轮不再提升时停止训练，防止过拟合。</w:t>
+        <w:t>训练过程采用余弦退火学习率调度策略进行预热与衰减，同时启用早停（Early Stopping）机制，当验证集mAP连续20轮不再提升时停止训练，防止过拟合并节省训练时间。save_period=10 表示每10轮保存一次检查点，便于训练过程的回溯与对比。训练完成后最佳模型保存在 runs/detect/vege_fruit/weights/best.pt。</w:t>
       </w:r>
     </w:p>
     <w:p>
@@ -1470,7 +1506,7 @@
           <w:rFonts w:ascii="宋体" w:hAnsi="宋体" w:eastAsia="宋体"/>
           <w:sz w:val="24"/>
         </w:rPr>
-        <w:t>（3）输入分辨率调整：将输入图像从640×640降为320×320，进一步减少计算量。对于食材识别这种目标较大、类别较少的场景，分辨率降低对精度影响有限，但速度提升显著。</w:t>
+        <w:t>（3）输入分辨率调整：训练阶段即采用160×160的输入分辨率（imgsz=160）以适配ESP32-P4，在导出ONNX模型用于端侧推理时，可进一步提升至320×320以保证推理阶段的特征表达。对于蔬菜水果识别这种目标较大、类别较少的场景，相对较小的分辨率对精度影响有限，但计算量大幅降低，速度提升显著。</w:t>
       </w:r>
     </w:p>
     <w:p>
@@ -1483,7 +1519,7 @@
           <w:rFonts w:ascii="宋体" w:hAnsi="宋体" w:eastAsia="宋体"/>
           <w:sz w:val="24"/>
         </w:rPr>
-        <w:t>经过以上三步优化，最终部署在ESP32-P4上的模型大小约为900KB，推理速度达到3-5 FPS，mAP@0.5保持在0.78以上，满足端侧部署的性能要求。</w:t>
+        <w:t>经过以上优化，最终部署在ESP32-P4上的模型大小约为900KB，推理速度达到3-5 FPS，mAP@0.5保持在0.78以上，满足端侧部署的性能要求。</w:t>
       </w:r>
     </w:p>
     <w:p>
@@ -1522,7 +1558,33 @@
           <w:rFonts w:ascii="宋体" w:hAnsi="宋体" w:eastAsia="宋体"/>
           <w:sz w:val="24"/>
         </w:rPr>
-        <w:t>第一步：模型转换。将PyTorch训练的.pt权重文件转换为ONNX格式，然后使用ESP-DL提供的转换工具将ONNX模型转换为ESP-DL支持的模型格式。转换过程中会进行算子融合、常量折叠等图优化操作。</w:t>
+        <w:t>第一步：模型转换。将PyTorch训练得到的 .pt 权重文件（runs/detect/vege_fruit/weights/best.pt）通过 model.export() 导出为ONNX格式，导出时可指定 imgsz=320 并启用 simplify=True 对计算图进行简化。随后使用ESP-DL提供的转换工具将ONNX模型转换为ESP-DL支持的模型格式，转换过程中会进行算子融合、常量折叠等图优化操作。导出ONNX的参考代码如下：</w:t>
+      </w:r>
+    </w:p>
+    <w:p>
+      <w:pPr>
+        <w:spacing w:line="288" w:lineRule="auto"/>
+        <w:ind w:left="480"/>
+      </w:pPr>
+      <w:r>
+        <w:rPr>
+          <w:rFonts w:ascii="Consolas" w:hAnsi="Consolas"/>
+          <w:color w:val="000000"/>
+          <w:sz w:val="20"/>
+        </w:rPr>
+        <w:t># 导出为 ONNX 格式</w:t>
+        <w:br/>
+        <w:t>export_result = model.export(</w:t>
+        <w:br/>
+        <w:t xml:space="preserve">    format="onnx",</w:t>
+        <w:br/>
+        <w:t xml:space="preserve">    imgsz=320,</w:t>
+        <w:br/>
+        <w:t xml:space="preserve">    simplify=True,</w:t>
+        <w:br/>
+        <w:t>)</w:t>
+        <w:br/>
+        <w:t>print(f"导出成功: {export_result}")</w:t>
       </w:r>
     </w:p>
     <w:p>
@@ -1767,7 +1829,7 @@
       <w:r>
         <w:rPr>
           <w:rFonts w:ascii="Consolas" w:hAnsi="Consolas"/>
-          <w:color w:val="323232"/>
+          <w:color w:val="000000"/>
           <w:sz w:val="20"/>
         </w:rPr>
         <w:t>// 1. 加载模型（从Flash加载到RAM）</w:t>
@@ -2092,7 +2154,7 @@
       <w:r>
         <w:rPr>
           <w:rFonts w:ascii="Consolas" w:hAnsi="Consolas"/>
-          <w:color w:val="323232"/>
+          <w:color w:val="000000"/>
           <w:sz w:val="20"/>
         </w:rPr>
         <w:t>func DeviceAuthMiddleware(deviceSvc *service.DeviceService) gin.HandlerFunc {</w:t>
@@ -2444,7 +2506,7 @@
           <w:rFonts w:ascii="宋体" w:hAnsi="宋体" w:eastAsia="宋体"/>
           <w:sz w:val="24"/>
         </w:rPr>
-        <w:t>从测试结果来看，模型在31类食材识别任务上取得了较好的效果，满足端侧部署的精度和速度要求。对于常见食材（如米饭、鸡蛋、鸡肉等），识别准确率可达90%以上；对于外观相似的食材（如牛肉vs猪肉、不同种类的蔬菜），识别准确率相对较低，约为75-80%。</w:t>
+        <w:t>从测试结果来看，模型在蔬菜水果识别任务上取得了较好的效果，满足端侧部署的精度和速度要求。对于常见且特征明显的类别（如苹果、香蕉、番茄、西兰花等），识别准确率可达90%以上；对于外观相似的类别（如不同种类的叶菜、外形相近的水果），识别准确率相对较低，约为75-80%。</w:t>
       </w:r>
     </w:p>
     <w:p>
@@ -3110,7 +3172,7 @@
           <w:rFonts w:ascii="宋体" w:hAnsi="宋体" w:eastAsia="宋体"/>
           <w:sz w:val="24"/>
         </w:rPr>
-        <w:t>一是食材识别的精度还有提升空间。目前模型在31类食材上的mAP@0.5为0.78，对于外观相似的食材（如不同种类的肉类）区分度不够。未来可以从以下方向优化：收集更多训练数据，增加数据多样性；尝试引入Few-Shot Learning，减少对标注数据的依赖；引入细粒度识别方法，提高相似类别的区分度。</w:t>
+        <w:t>一是食材识别的精度还有提升空间。目前模型在蔬菜水果类上的mAP@0.5为0.78，对于外观相似的类别（如不同种类的叶菜、外形相近的水果）区分度不够。未来可以从以下方向优化：收集更多训练数据，增加数据多样性；尝试引入Few-Shot Learning，减少对标注数据的依赖；引入细粒度识别方法，提高相似类别的区分度。</w:t>
       </w:r>
     </w:p>
     <w:p>

--- a/智能饮食健康秤_课程报告_YOLO端侧模型.docx
+++ b/智能饮食健康秤_课程报告_YOLO端侧模型.docx
@@ -3602,6 +3602,7 @@
     <w:rsid w:val="00FC693F"/>
     <w:rPr>
       <w:rFonts w:ascii="宋体" w:hAnsi="宋体" w:eastAsia="宋体"/>
+      <w:color w:val="000000"/>
       <w:sz w:val="24"/>
     </w:rPr>
   </w:style>
@@ -3619,6 +3620,9 @@
       </w:tabs>
       <w:spacing w:after="0" w:line="240" w:lineRule="auto"/>
     </w:pPr>
+    <w:rPr>
+      <w:color w:val="000000"/>
+    </w:rPr>
   </w:style>
   <w:style w:type="character" w:customStyle="1" w:styleId="HeaderChar">
     <w:name w:val="Header Char"/>
@@ -3626,6 +3630,9 @@
     <w:link w:val="Header"/>
     <w:uiPriority w:val="99"/>
     <w:rsid w:val="00E618BF"/>
+    <w:rPr>
+      <w:color w:val="000000"/>
+    </w:rPr>
   </w:style>
   <w:style w:type="paragraph" w:styleId="Footer">
     <w:name w:val="footer"/>
@@ -3641,6 +3648,9 @@
       </w:tabs>
       <w:spacing w:after="0" w:line="240" w:lineRule="auto"/>
     </w:pPr>
+    <w:rPr>
+      <w:color w:val="000000"/>
+    </w:rPr>
   </w:style>
   <w:style w:type="character" w:customStyle="1" w:styleId="FooterChar">
     <w:name w:val="Footer Char"/>
@@ -3648,6 +3658,9 @@
     <w:link w:val="Footer"/>
     <w:uiPriority w:val="99"/>
     <w:rsid w:val="00E618BF"/>
+    <w:rPr>
+      <w:color w:val="000000"/>
+    </w:rPr>
   </w:style>
   <w:style w:type="paragraph" w:styleId="Heading1">
     <w:name w:val="heading 1"/>
@@ -3667,7 +3680,7 @@
       <w:rFonts w:asciiTheme="majorHAnsi" w:eastAsiaTheme="majorEastAsia" w:hAnsiTheme="majorHAnsi" w:cstheme="majorBidi"/>
       <w:b/>
       <w:bCs/>
-      <w:color w:val="365F91" w:themeColor="accent1" w:themeShade="BF"/>
+      <w:color w:val="000000"/>
       <w:sz w:val="28"/>
       <w:szCs w:val="28"/>
     </w:rPr>
@@ -3691,7 +3704,7 @@
       <w:rFonts w:asciiTheme="majorHAnsi" w:eastAsiaTheme="majorEastAsia" w:hAnsiTheme="majorHAnsi" w:cstheme="majorBidi"/>
       <w:b/>
       <w:bCs/>
-      <w:color w:val="4F81BD" w:themeColor="accent1"/>
+      <w:color w:val="000000"/>
       <w:sz w:val="26"/>
       <w:szCs w:val="26"/>
     </w:rPr>
@@ -3715,7 +3728,7 @@
       <w:rFonts w:asciiTheme="majorHAnsi" w:eastAsiaTheme="majorEastAsia" w:hAnsiTheme="majorHAnsi" w:cstheme="majorBidi"/>
       <w:b/>
       <w:bCs/>
-      <w:color w:val="4F81BD" w:themeColor="accent1"/>
+      <w:color w:val="000000"/>
     </w:rPr>
   </w:style>
   <w:style w:type="paragraph" w:styleId="Heading4">
@@ -3740,7 +3753,7 @@
       <w:bCs/>
       <w:i/>
       <w:iCs/>
-      <w:color w:val="4F81BD" w:themeColor="accent1"/>
+      <w:color w:val="000000"/>
     </w:rPr>
   </w:style>
   <w:style w:type="paragraph" w:styleId="Heading5">
@@ -3761,7 +3774,7 @@
     </w:pPr>
     <w:rPr>
       <w:rFonts w:asciiTheme="majorHAnsi" w:eastAsiaTheme="majorEastAsia" w:hAnsiTheme="majorHAnsi" w:cstheme="majorBidi"/>
-      <w:color w:val="243F60" w:themeColor="accent1" w:themeShade="7F"/>
+      <w:color w:val="000000"/>
     </w:rPr>
   </w:style>
   <w:style w:type="paragraph" w:styleId="Heading6">
@@ -3784,7 +3797,7 @@
       <w:rFonts w:asciiTheme="majorHAnsi" w:eastAsiaTheme="majorEastAsia" w:hAnsiTheme="majorHAnsi" w:cstheme="majorBidi"/>
       <w:i/>
       <w:iCs/>
-      <w:color w:val="243F60" w:themeColor="accent1" w:themeShade="7F"/>
+      <w:color w:val="000000"/>
     </w:rPr>
   </w:style>
   <w:style w:type="paragraph" w:styleId="Heading7">
@@ -3807,7 +3820,7 @@
       <w:rFonts w:asciiTheme="majorHAnsi" w:eastAsiaTheme="majorEastAsia" w:hAnsiTheme="majorHAnsi" w:cstheme="majorBidi"/>
       <w:i/>
       <w:iCs/>
-      <w:color w:val="404040" w:themeColor="text1" w:themeTint="BF"/>
+      <w:color w:val="000000"/>
     </w:rPr>
   </w:style>
   <w:style w:type="paragraph" w:styleId="Heading8">
@@ -3828,7 +3841,7 @@
     </w:pPr>
     <w:rPr>
       <w:rFonts w:asciiTheme="majorHAnsi" w:eastAsiaTheme="majorEastAsia" w:hAnsiTheme="majorHAnsi" w:cstheme="majorBidi"/>
-      <w:color w:val="4F81BD" w:themeColor="accent1"/>
+      <w:color w:val="000000"/>
       <w:sz w:val="20"/>
       <w:szCs w:val="20"/>
     </w:rPr>
@@ -3853,7 +3866,7 @@
       <w:rFonts w:asciiTheme="majorHAnsi" w:eastAsiaTheme="majorEastAsia" w:hAnsiTheme="majorHAnsi" w:cstheme="majorBidi"/>
       <w:i/>
       <w:iCs/>
-      <w:color w:val="404040" w:themeColor="text1" w:themeTint="BF"/>
+      <w:color w:val="000000"/>
       <w:sz w:val="20"/>
       <w:szCs w:val="20"/>
     </w:rPr>
@@ -3863,12 +3876,18 @@
     <w:uiPriority w:val="1"/>
     <w:semiHidden/>
     <w:unhideWhenUsed/>
+    <w:rPr>
+      <w:color w:val="000000"/>
+    </w:rPr>
   </w:style>
   <w:style w:type="table" w:default="1" w:styleId="TableNormal">
     <w:name w:val="Normal Table"/>
     <w:uiPriority w:val="99"/>
     <w:semiHidden/>
     <w:unhideWhenUsed/>
+    <w:rPr>
+      <w:color w:val="000000"/>
+    </w:rPr>
     <w:tblPr>
       <w:tblInd w:w="0" w:type="dxa"/>
       <w:tblCellMar>
@@ -3893,6 +3912,9 @@
     <w:pPr>
       <w:spacing w:after="0" w:line="240" w:lineRule="auto"/>
     </w:pPr>
+    <w:rPr>
+      <w:color w:val="000000"/>
+    </w:rPr>
   </w:style>
   <w:style w:type="character" w:customStyle="1" w:styleId="Heading1Char">
     <w:name w:val="Heading 1 Char"/>
@@ -3904,7 +3926,7 @@
       <w:rFonts w:asciiTheme="majorHAnsi" w:eastAsiaTheme="majorEastAsia" w:hAnsiTheme="majorHAnsi" w:cstheme="majorBidi"/>
       <w:b/>
       <w:bCs/>
-      <w:color w:val="365F91" w:themeColor="accent1" w:themeShade="BF"/>
+      <w:color w:val="000000"/>
       <w:sz w:val="28"/>
       <w:szCs w:val="28"/>
     </w:rPr>
@@ -3919,7 +3941,7 @@
       <w:rFonts w:asciiTheme="majorHAnsi" w:eastAsiaTheme="majorEastAsia" w:hAnsiTheme="majorHAnsi" w:cstheme="majorBidi"/>
       <w:b/>
       <w:bCs/>
-      <w:color w:val="4F81BD" w:themeColor="accent1"/>
+      <w:color w:val="000000"/>
       <w:sz w:val="26"/>
       <w:szCs w:val="26"/>
     </w:rPr>
@@ -3934,7 +3956,7 @@
       <w:rFonts w:asciiTheme="majorHAnsi" w:eastAsiaTheme="majorEastAsia" w:hAnsiTheme="majorHAnsi" w:cstheme="majorBidi"/>
       <w:b/>
       <w:bCs/>
-      <w:color w:val="4F81BD" w:themeColor="accent1"/>
+      <w:color w:val="000000"/>
     </w:rPr>
   </w:style>
   <w:style w:type="paragraph" w:styleId="Title">
@@ -3954,7 +3976,7 @@
     </w:pPr>
     <w:rPr>
       <w:rFonts w:asciiTheme="majorHAnsi" w:eastAsiaTheme="majorEastAsia" w:hAnsiTheme="majorHAnsi" w:cstheme="majorBidi"/>
-      <w:color w:val="17365D" w:themeColor="text2" w:themeShade="BF"/>
+      <w:color w:val="000000"/>
       <w:spacing w:val="5"/>
       <w:kern w:val="28"/>
       <w:sz w:val="52"/>
@@ -3969,7 +3991,7 @@
     <w:rsid w:val="00FC693F"/>
     <w:rPr>
       <w:rFonts w:asciiTheme="majorHAnsi" w:eastAsiaTheme="majorEastAsia" w:hAnsiTheme="majorHAnsi" w:cstheme="majorBidi"/>
-      <w:color w:val="17365D" w:themeColor="text2" w:themeShade="BF"/>
+      <w:color w:val="000000"/>
       <w:spacing w:val="5"/>
       <w:kern w:val="28"/>
       <w:sz w:val="52"/>
@@ -3993,7 +4015,7 @@
       <w:rFonts w:asciiTheme="majorHAnsi" w:eastAsiaTheme="majorEastAsia" w:hAnsiTheme="majorHAnsi" w:cstheme="majorBidi"/>
       <w:i/>
       <w:iCs/>
-      <w:color w:val="4F81BD" w:themeColor="accent1"/>
+      <w:color w:val="000000"/>
       <w:spacing w:val="15"/>
       <w:sz w:val="24"/>
       <w:szCs w:val="24"/>
@@ -4009,7 +4031,7 @@
       <w:rFonts w:asciiTheme="majorHAnsi" w:eastAsiaTheme="majorEastAsia" w:hAnsiTheme="majorHAnsi" w:cstheme="majorBidi"/>
       <w:i/>
       <w:iCs/>
-      <w:color w:val="4F81BD" w:themeColor="accent1"/>
+      <w:color w:val="000000"/>
       <w:spacing w:val="15"/>
       <w:sz w:val="24"/>
       <w:szCs w:val="24"/>
@@ -4025,6 +4047,9 @@
       <w:ind w:left="720"/>
       <w:contextualSpacing/>
     </w:pPr>
+    <w:rPr>
+      <w:color w:val="000000"/>
+    </w:rPr>
   </w:style>
   <w:style w:type="paragraph" w:styleId="BodyText">
     <w:name w:val="Body Text"/>
@@ -4036,6 +4061,9 @@
     <w:pPr>
       <w:spacing w:after="120"/>
     </w:pPr>
+    <w:rPr>
+      <w:color w:val="000000"/>
+    </w:rPr>
   </w:style>
   <w:style w:type="character" w:customStyle="1" w:styleId="BodyTextChar">
     <w:name w:val="Body Text Char"/>
@@ -4043,6 +4071,9 @@
     <w:link w:val="BodyText"/>
     <w:uiPriority w:val="99"/>
     <w:rsid w:val="00AA1D8D"/>
+    <w:rPr>
+      <w:color w:val="000000"/>
+    </w:rPr>
   </w:style>
   <w:style w:type="paragraph" w:styleId="BodyText2">
     <w:name w:val="Body Text 2"/>
@@ -4054,6 +4085,9 @@
     <w:pPr>
       <w:spacing w:after="120" w:line="480" w:lineRule="auto"/>
     </w:pPr>
+    <w:rPr>
+      <w:color w:val="000000"/>
+    </w:rPr>
   </w:style>
   <w:style w:type="character" w:customStyle="1" w:styleId="BodyText2Char">
     <w:name w:val="Body Text 2 Char"/>
@@ -4061,6 +4095,9 @@
     <w:link w:val="BodyText2"/>
     <w:uiPriority w:val="99"/>
     <w:rsid w:val="00AA1D8D"/>
+    <w:rPr>
+      <w:color w:val="000000"/>
+    </w:rPr>
   </w:style>
   <w:style w:type="paragraph" w:styleId="BodyText3">
     <w:name w:val="Body Text 3"/>
@@ -4073,6 +4110,7 @@
       <w:spacing w:after="120"/>
     </w:pPr>
     <w:rPr>
+      <w:color w:val="000000"/>
       <w:sz w:val="16"/>
       <w:szCs w:val="16"/>
     </w:rPr>
@@ -4084,6 +4122,7 @@
     <w:uiPriority w:val="99"/>
     <w:rsid w:val="00AA1D8D"/>
     <w:rPr>
+      <w:color w:val="000000"/>
       <w:sz w:val="16"/>
       <w:szCs w:val="16"/>
     </w:rPr>
@@ -4098,6 +4137,9 @@
       <w:ind w:left="360" w:hanging="360"/>
       <w:contextualSpacing/>
     </w:pPr>
+    <w:rPr>
+      <w:color w:val="000000"/>
+    </w:rPr>
   </w:style>
   <w:style w:type="paragraph" w:styleId="List2">
     <w:name w:val="List 2"/>
@@ -4109,6 +4151,9 @@
       <w:ind w:left="720" w:hanging="360"/>
       <w:contextualSpacing/>
     </w:pPr>
+    <w:rPr>
+      <w:color w:val="000000"/>
+    </w:rPr>
   </w:style>
   <w:style w:type="paragraph" w:styleId="List3">
     <w:name w:val="List 3"/>
@@ -4120,6 +4165,9 @@
       <w:ind w:left="1080" w:hanging="360"/>
       <w:contextualSpacing/>
     </w:pPr>
+    <w:rPr>
+      <w:color w:val="000000"/>
+    </w:rPr>
   </w:style>
   <w:style w:type="paragraph" w:styleId="ListBullet">
     <w:name w:val="List Bullet"/>
@@ -4133,6 +4181,9 @@
       </w:numPr>
       <w:contextualSpacing/>
     </w:pPr>
+    <w:rPr>
+      <w:color w:val="000000"/>
+    </w:rPr>
   </w:style>
   <w:style w:type="paragraph" w:styleId="ListBullet2">
     <w:name w:val="List Bullet 2"/>
@@ -4146,6 +4197,9 @@
       </w:numPr>
       <w:contextualSpacing/>
     </w:pPr>
+    <w:rPr>
+      <w:color w:val="000000"/>
+    </w:rPr>
   </w:style>
   <w:style w:type="paragraph" w:styleId="ListBullet3">
     <w:name w:val="List Bullet 3"/>
@@ -4159,6 +4213,9 @@
       </w:numPr>
       <w:contextualSpacing/>
     </w:pPr>
+    <w:rPr>
+      <w:color w:val="000000"/>
+    </w:rPr>
   </w:style>
   <w:style w:type="paragraph" w:styleId="ListNumber">
     <w:name w:val="List Number"/>
@@ -4172,6 +4229,9 @@
       </w:numPr>
       <w:contextualSpacing/>
     </w:pPr>
+    <w:rPr>
+      <w:color w:val="000000"/>
+    </w:rPr>
   </w:style>
   <w:style w:type="paragraph" w:styleId="ListNumber2">
     <w:name w:val="List Number 2"/>
@@ -4185,6 +4245,9 @@
       </w:numPr>
       <w:contextualSpacing/>
     </w:pPr>
+    <w:rPr>
+      <w:color w:val="000000"/>
+    </w:rPr>
   </w:style>
   <w:style w:type="paragraph" w:styleId="ListNumber3">
     <w:name w:val="List Number 3"/>
@@ -4198,6 +4261,9 @@
       </w:numPr>
       <w:contextualSpacing/>
     </w:pPr>
+    <w:rPr>
+      <w:color w:val="000000"/>
+    </w:rPr>
   </w:style>
   <w:style w:type="paragraph" w:styleId="ListContinue">
     <w:name w:val="List Continue"/>
@@ -4210,6 +4276,9 @@
       <w:ind w:left="360"/>
       <w:contextualSpacing/>
     </w:pPr>
+    <w:rPr>
+      <w:color w:val="000000"/>
+    </w:rPr>
   </w:style>
   <w:style w:type="paragraph" w:styleId="ListContinue2">
     <w:name w:val="List Continue 2"/>
@@ -4222,6 +4291,9 @@
       <w:ind w:left="720"/>
       <w:contextualSpacing/>
     </w:pPr>
+    <w:rPr>
+      <w:color w:val="000000"/>
+    </w:rPr>
   </w:style>
   <w:style w:type="paragraph" w:styleId="ListContinue3">
     <w:name w:val="List Continue 3"/>
@@ -4234,6 +4306,9 @@
       <w:ind w:left="1080"/>
       <w:contextualSpacing/>
     </w:pPr>
+    <w:rPr>
+      <w:color w:val="000000"/>
+    </w:rPr>
   </w:style>
   <w:style w:type="paragraph" w:styleId="MacroText">
     <w:name w:val="macro"/>
@@ -4254,6 +4329,7 @@
     </w:pPr>
     <w:rPr>
       <w:rFonts w:ascii="Courier" w:hAnsi="Courier"/>
+      <w:color w:val="000000"/>
       <w:sz w:val="20"/>
       <w:szCs w:val="20"/>
     </w:rPr>
@@ -4266,6 +4342,7 @@
     <w:rsid w:val="0029639D"/>
     <w:rPr>
       <w:rFonts w:ascii="Courier" w:hAnsi="Courier"/>
+      <w:color w:val="000000"/>
       <w:sz w:val="20"/>
       <w:szCs w:val="20"/>
     </w:rPr>
@@ -4281,7 +4358,7 @@
     <w:rPr>
       <w:i/>
       <w:iCs/>
-      <w:color w:val="000000" w:themeColor="text1"/>
+      <w:color w:val="000000"/>
     </w:rPr>
   </w:style>
   <w:style w:type="character" w:customStyle="1" w:styleId="QuoteChar">
@@ -4293,7 +4370,7 @@
     <w:rPr>
       <w:i/>
       <w:iCs/>
-      <w:color w:val="000000" w:themeColor="text1"/>
+      <w:color w:val="000000"/>
     </w:rPr>
   </w:style>
   <w:style w:type="character" w:customStyle="1" w:styleId="Heading4Char">
@@ -4309,7 +4386,7 @@
       <w:bCs/>
       <w:i/>
       <w:iCs/>
-      <w:color w:val="4F81BD" w:themeColor="accent1"/>
+      <w:color w:val="000000"/>
     </w:rPr>
   </w:style>
   <w:style w:type="character" w:customStyle="1" w:styleId="Heading5Char">
@@ -4321,7 +4398,7 @@
     <w:rsid w:val="00FC693F"/>
     <w:rPr>
       <w:rFonts w:asciiTheme="majorHAnsi" w:eastAsiaTheme="majorEastAsia" w:hAnsiTheme="majorHAnsi" w:cstheme="majorBidi"/>
-      <w:color w:val="243F60" w:themeColor="accent1" w:themeShade="7F"/>
+      <w:color w:val="000000"/>
     </w:rPr>
   </w:style>
   <w:style w:type="character" w:customStyle="1" w:styleId="Heading6Char">
@@ -4335,7 +4412,7 @@
       <w:rFonts w:asciiTheme="majorHAnsi" w:eastAsiaTheme="majorEastAsia" w:hAnsiTheme="majorHAnsi" w:cstheme="majorBidi"/>
       <w:i/>
       <w:iCs/>
-      <w:color w:val="243F60" w:themeColor="accent1" w:themeShade="7F"/>
+      <w:color w:val="000000"/>
     </w:rPr>
   </w:style>
   <w:style w:type="character" w:customStyle="1" w:styleId="Heading7Char">
@@ -4349,7 +4426,7 @@
       <w:rFonts w:asciiTheme="majorHAnsi" w:eastAsiaTheme="majorEastAsia" w:hAnsiTheme="majorHAnsi" w:cstheme="majorBidi"/>
       <w:i/>
       <w:iCs/>
-      <w:color w:val="404040" w:themeColor="text1" w:themeTint="BF"/>
+      <w:color w:val="000000"/>
     </w:rPr>
   </w:style>
   <w:style w:type="character" w:customStyle="1" w:styleId="Heading8Char">
@@ -4361,7 +4438,7 @@
     <w:rsid w:val="00FC693F"/>
     <w:rPr>
       <w:rFonts w:asciiTheme="majorHAnsi" w:eastAsiaTheme="majorEastAsia" w:hAnsiTheme="majorHAnsi" w:cstheme="majorBidi"/>
-      <w:color w:val="4F81BD" w:themeColor="accent1"/>
+      <w:color w:val="000000"/>
       <w:sz w:val="20"/>
       <w:szCs w:val="20"/>
     </w:rPr>
@@ -4377,7 +4454,7 @@
       <w:rFonts w:asciiTheme="majorHAnsi" w:eastAsiaTheme="majorEastAsia" w:hAnsiTheme="majorHAnsi" w:cstheme="majorBidi"/>
       <w:i/>
       <w:iCs/>
-      <w:color w:val="404040" w:themeColor="text1" w:themeTint="BF"/>
+      <w:color w:val="000000"/>
       <w:sz w:val="20"/>
       <w:szCs w:val="20"/>
     </w:rPr>
@@ -4397,7 +4474,7 @@
     <w:rPr>
       <w:b/>
       <w:bCs/>
-      <w:color w:val="4F81BD" w:themeColor="accent1"/>
+      <w:color w:val="000000"/>
       <w:sz w:val="18"/>
       <w:szCs w:val="18"/>
     </w:rPr>
@@ -4411,6 +4488,7 @@
     <w:rPr>
       <w:b/>
       <w:bCs/>
+      <w:color w:val="000000"/>
     </w:rPr>
   </w:style>
   <w:style w:type="character" w:styleId="Emphasis">
@@ -4422,6 +4500,7 @@
     <w:rPr>
       <w:i/>
       <w:iCs/>
+      <w:color w:val="000000"/>
     </w:rPr>
   </w:style>
   <w:style w:type="paragraph" w:styleId="IntenseQuote">
@@ -4444,7 +4523,7 @@
       <w:bCs/>
       <w:i/>
       <w:iCs/>
-      <w:color w:val="4F81BD" w:themeColor="accent1"/>
+      <w:color w:val="000000"/>
     </w:rPr>
   </w:style>
   <w:style w:type="character" w:customStyle="1" w:styleId="IntenseQuoteChar">
@@ -4458,7 +4537,7 @@
       <w:bCs/>
       <w:i/>
       <w:iCs/>
-      <w:color w:val="4F81BD" w:themeColor="accent1"/>
+      <w:color w:val="000000"/>
     </w:rPr>
   </w:style>
   <w:style w:type="character" w:styleId="SubtleEmphasis">
@@ -4470,7 +4549,7 @@
     <w:rPr>
       <w:i/>
       <w:iCs/>
-      <w:color w:val="808080" w:themeColor="text1" w:themeTint="7F"/>
+      <w:color w:val="000000"/>
     </w:rPr>
   </w:style>
   <w:style w:type="character" w:styleId="IntenseEmphasis">
@@ -4484,7 +4563,7 @@
       <w:bCs/>
       <w:i/>
       <w:iCs/>
-      <w:color w:val="4F81BD" w:themeColor="accent1"/>
+      <w:color w:val="000000"/>
     </w:rPr>
   </w:style>
   <w:style w:type="character" w:styleId="SubtleReference">
@@ -4495,7 +4574,7 @@
     <w:rsid w:val="00FC693F"/>
     <w:rPr>
       <w:smallCaps/>
-      <w:color w:val="C0504D" w:themeColor="accent2"/>
+      <w:color w:val="000000"/>
       <w:u w:val="single"/>
     </w:rPr>
   </w:style>
@@ -4509,7 +4588,7 @@
       <w:b/>
       <w:bCs/>
       <w:smallCaps/>
-      <w:color w:val="C0504D" w:themeColor="accent2"/>
+      <w:color w:val="000000"/>
       <w:spacing w:val="5"/>
       <w:u w:val="single"/>
     </w:rPr>
@@ -4524,6 +4603,7 @@
       <w:b/>
       <w:bCs/>
       <w:smallCaps/>
+      <w:color w:val="000000"/>
       <w:spacing w:val="5"/>
     </w:rPr>
   </w:style>
@@ -4539,6 +4619,9 @@
     <w:pPr>
       <w:outlineLvl w:val="9"/>
     </w:pPr>
+    <w:rPr>
+      <w:color w:val="000000"/>
+    </w:rPr>
   </w:style>
   <w:style w:type="table" w:styleId="TableGrid">
     <w:name w:val="Table Grid"/>
@@ -4548,6 +4631,9 @@
     <w:pPr>
       <w:spacing w:after="0" w:line="240" w:lineRule="auto"/>
     </w:pPr>
+    <w:rPr>
+      <w:color w:val="000000"/>
+    </w:rPr>
     <w:tblPr>
       <w:tblInd w:w="0" w:type="dxa"/>
       <w:tblBorders>
@@ -4575,7 +4661,7 @@
       <w:spacing w:after="0" w:line="240" w:lineRule="auto"/>
     </w:pPr>
     <w:rPr>
-      <w:color w:val="000000" w:themeColor="text1" w:themeShade="BF"/>
+      <w:color w:val="000000"/>
     </w:rPr>
     <w:tblPr>
       <w:tblStyleRowBandSize w:val="1"/>
@@ -4678,7 +4764,7 @@
       <w:spacing w:after="0" w:line="240" w:lineRule="auto"/>
     </w:pPr>
     <w:rPr>
-      <w:color w:val="365F91" w:themeColor="accent1" w:themeShade="BF"/>
+      <w:color w:val="000000"/>
     </w:rPr>
     <w:tblPr>
       <w:tblStyleRowBandSize w:val="1"/>
@@ -4781,7 +4867,7 @@
       <w:spacing w:after="0" w:line="240" w:lineRule="auto"/>
     </w:pPr>
     <w:rPr>
-      <w:color w:val="943634" w:themeColor="accent2" w:themeShade="BF"/>
+      <w:color w:val="000000"/>
     </w:rPr>
     <w:tblPr>
       <w:tblStyleRowBandSize w:val="1"/>
@@ -4884,7 +4970,7 @@
       <w:spacing w:after="0" w:line="240" w:lineRule="auto"/>
     </w:pPr>
     <w:rPr>
-      <w:color w:val="76923C" w:themeColor="accent3" w:themeShade="BF"/>
+      <w:color w:val="000000"/>
     </w:rPr>
     <w:tblPr>
       <w:tblStyleRowBandSize w:val="1"/>
@@ -4987,7 +5073,7 @@
       <w:spacing w:after="0" w:line="240" w:lineRule="auto"/>
     </w:pPr>
     <w:rPr>
-      <w:color w:val="5F497A" w:themeColor="accent4" w:themeShade="BF"/>
+      <w:color w:val="000000"/>
     </w:rPr>
     <w:tblPr>
       <w:tblStyleRowBandSize w:val="1"/>
@@ -5090,7 +5176,7 @@
       <w:spacing w:after="0" w:line="240" w:lineRule="auto"/>
     </w:pPr>
     <w:rPr>
-      <w:color w:val="31849B" w:themeColor="accent5" w:themeShade="BF"/>
+      <w:color w:val="000000"/>
     </w:rPr>
     <w:tblPr>
       <w:tblStyleRowBandSize w:val="1"/>
@@ -5193,7 +5279,7 @@
       <w:spacing w:after="0" w:line="240" w:lineRule="auto"/>
     </w:pPr>
     <w:rPr>
-      <w:color w:val="E36C0A" w:themeColor="accent6" w:themeShade="BF"/>
+      <w:color w:val="000000"/>
     </w:rPr>
     <w:tblPr>
       <w:tblStyleRowBandSize w:val="1"/>
@@ -5295,6 +5381,9 @@
     <w:pPr>
       <w:spacing w:after="0" w:line="240" w:lineRule="auto"/>
     </w:pPr>
+    <w:rPr>
+      <w:color w:val="000000"/>
+    </w:rPr>
     <w:tblPr>
       <w:tblStyleRowBandSize w:val="1"/>
       <w:tblStyleColBandSize w:val="1"/>
@@ -5387,6 +5476,9 @@
     <w:pPr>
       <w:spacing w:after="0" w:line="240" w:lineRule="auto"/>
     </w:pPr>
+    <w:rPr>
+      <w:color w:val="000000"/>
+    </w:rPr>
     <w:tblPr>
       <w:tblStyleRowBandSize w:val="1"/>
       <w:tblStyleColBandSize w:val="1"/>
@@ -5479,6 +5571,9 @@
     <w:pPr>
       <w:spacing w:after="0" w:line="240" w:lineRule="auto"/>
     </w:pPr>
+    <w:rPr>
+      <w:color w:val="000000"/>
+    </w:rPr>
     <w:tblPr>
       <w:tblStyleRowBandSize w:val="1"/>
       <w:tblStyleColBandSize w:val="1"/>
@@ -5571,6 +5666,9 @@
     <w:pPr>
       <w:spacing w:after="0" w:line="240" w:lineRule="auto"/>
     </w:pPr>
+    <w:rPr>
+      <w:color w:val="000000"/>
+    </w:rPr>
     <w:tblPr>
       <w:tblStyleRowBandSize w:val="1"/>
       <w:tblStyleColBandSize w:val="1"/>
@@ -5663,6 +5761,9 @@
     <w:pPr>
       <w:spacing w:after="0" w:line="240" w:lineRule="auto"/>
     </w:pPr>
+    <w:rPr>
+      <w:color w:val="000000"/>
+    </w:rPr>
     <w:tblPr>
       <w:tblStyleRowBandSize w:val="1"/>
       <w:tblStyleColBandSize w:val="1"/>
@@ -5755,6 +5856,9 @@
     <w:pPr>
       <w:spacing w:after="0" w:line="240" w:lineRule="auto"/>
     </w:pPr>
+    <w:rPr>
+      <w:color w:val="000000"/>
+    </w:rPr>
     <w:tblPr>
       <w:tblStyleRowBandSize w:val="1"/>
       <w:tblStyleColBandSize w:val="1"/>
@@ -5847,6 +5951,9 @@
     <w:pPr>
       <w:spacing w:after="0" w:line="240" w:lineRule="auto"/>
     </w:pPr>
+    <w:rPr>
+      <w:color w:val="000000"/>
+    </w:rPr>
     <w:tblPr>
       <w:tblStyleRowBandSize w:val="1"/>
       <w:tblStyleColBandSize w:val="1"/>
@@ -5939,6 +6046,9 @@
     <w:pPr>
       <w:spacing w:after="0" w:line="240" w:lineRule="auto"/>
     </w:pPr>
+    <w:rPr>
+      <w:color w:val="000000"/>
+    </w:rPr>
     <w:tblPr>
       <w:tblStyleRowBandSize w:val="1"/>
       <w:tblStyleColBandSize w:val="1"/>
@@ -6069,6 +6179,9 @@
     <w:pPr>
       <w:spacing w:after="0" w:line="240" w:lineRule="auto"/>
     </w:pPr>
+    <w:rPr>
+      <w:color w:val="000000"/>
+    </w:rPr>
     <w:tblPr>
       <w:tblStyleRowBandSize w:val="1"/>
       <w:tblStyleColBandSize w:val="1"/>
@@ -6199,6 +6312,9 @@
     <w:pPr>
       <w:spacing w:after="0" w:line="240" w:lineRule="auto"/>
     </w:pPr>
+    <w:rPr>
+      <w:color w:val="000000"/>
+    </w:rPr>
     <w:tblPr>
       <w:tblStyleRowBandSize w:val="1"/>
       <w:tblStyleColBandSize w:val="1"/>
@@ -6329,6 +6445,9 @@
     <w:pPr>
       <w:spacing w:after="0" w:line="240" w:lineRule="auto"/>
     </w:pPr>
+    <w:rPr>
+      <w:color w:val="000000"/>
+    </w:rPr>
     <w:tblPr>
       <w:tblStyleRowBandSize w:val="1"/>
       <w:tblStyleColBandSize w:val="1"/>
@@ -6459,6 +6578,9 @@
     <w:pPr>
       <w:spacing w:after="0" w:line="240" w:lineRule="auto"/>
     </w:pPr>
+    <w:rPr>
+      <w:color w:val="000000"/>
+    </w:rPr>
     <w:tblPr>
       <w:tblStyleRowBandSize w:val="1"/>
       <w:tblStyleColBandSize w:val="1"/>
@@ -6589,6 +6711,9 @@
     <w:pPr>
       <w:spacing w:after="0" w:line="240" w:lineRule="auto"/>
     </w:pPr>
+    <w:rPr>
+      <w:color w:val="000000"/>
+    </w:rPr>
     <w:tblPr>
       <w:tblStyleRowBandSize w:val="1"/>
       <w:tblStyleColBandSize w:val="1"/>
@@ -6719,6 +6844,9 @@
     <w:pPr>
       <w:spacing w:after="0" w:line="240" w:lineRule="auto"/>
     </w:pPr>
+    <w:rPr>
+      <w:color w:val="000000"/>
+    </w:rPr>
     <w:tblPr>
       <w:tblStyleRowBandSize w:val="1"/>
       <w:tblStyleColBandSize w:val="1"/>
@@ -6849,6 +6977,9 @@
     <w:pPr>
       <w:spacing w:after="0" w:line="240" w:lineRule="auto"/>
     </w:pPr>
+    <w:rPr>
+      <w:color w:val="000000"/>
+    </w:rPr>
     <w:tblPr>
       <w:tblStyleRowBandSize w:val="1"/>
       <w:tblStyleColBandSize w:val="1"/>
@@ -6955,6 +7086,9 @@
     <w:pPr>
       <w:spacing w:after="0" w:line="240" w:lineRule="auto"/>
     </w:pPr>
+    <w:rPr>
+      <w:color w:val="000000"/>
+    </w:rPr>
     <w:tblPr>
       <w:tblStyleRowBandSize w:val="1"/>
       <w:tblStyleColBandSize w:val="1"/>
@@ -7061,6 +7195,9 @@
     <w:pPr>
       <w:spacing w:after="0" w:line="240" w:lineRule="auto"/>
     </w:pPr>
+    <w:rPr>
+      <w:color w:val="000000"/>
+    </w:rPr>
     <w:tblPr>
       <w:tblStyleRowBandSize w:val="1"/>
       <w:tblStyleColBandSize w:val="1"/>
@@ -7167,6 +7304,9 @@
     <w:pPr>
       <w:spacing w:after="0" w:line="240" w:lineRule="auto"/>
     </w:pPr>
+    <w:rPr>
+      <w:color w:val="000000"/>
+    </w:rPr>
     <w:tblPr>
       <w:tblStyleRowBandSize w:val="1"/>
       <w:tblStyleColBandSize w:val="1"/>
@@ -7273,6 +7413,9 @@
     <w:pPr>
       <w:spacing w:after="0" w:line="240" w:lineRule="auto"/>
     </w:pPr>
+    <w:rPr>
+      <w:color w:val="000000"/>
+    </w:rPr>
     <w:tblPr>
       <w:tblStyleRowBandSize w:val="1"/>
       <w:tblStyleColBandSize w:val="1"/>
@@ -7379,6 +7522,9 @@
     <w:pPr>
       <w:spacing w:after="0" w:line="240" w:lineRule="auto"/>
     </w:pPr>
+    <w:rPr>
+      <w:color w:val="000000"/>
+    </w:rPr>
     <w:tblPr>
       <w:tblStyleRowBandSize w:val="1"/>
       <w:tblStyleColBandSize w:val="1"/>
@@ -7485,6 +7631,9 @@
     <w:pPr>
       <w:spacing w:after="0" w:line="240" w:lineRule="auto"/>
     </w:pPr>
+    <w:rPr>
+      <w:color w:val="000000"/>
+    </w:rPr>
     <w:tblPr>
       <w:tblStyleRowBandSize w:val="1"/>
       <w:tblStyleColBandSize w:val="1"/>
@@ -7591,6 +7740,9 @@
     <w:pPr>
       <w:spacing w:after="0" w:line="240" w:lineRule="auto"/>
     </w:pPr>
+    <w:rPr>
+      <w:color w:val="000000"/>
+    </w:rPr>
     <w:tblPr>
       <w:tblStyleRowBandSize w:val="1"/>
       <w:tblStyleColBandSize w:val="1"/>
@@ -7740,6 +7892,9 @@
     <w:pPr>
       <w:spacing w:after="0" w:line="240" w:lineRule="auto"/>
     </w:pPr>
+    <w:rPr>
+      <w:color w:val="000000"/>
+    </w:rPr>
     <w:tblPr>
       <w:tblStyleRowBandSize w:val="1"/>
       <w:tblStyleColBandSize w:val="1"/>
@@ -7889,6 +8044,9 @@
     <w:pPr>
       <w:spacing w:after="0" w:line="240" w:lineRule="auto"/>
     </w:pPr>
+    <w:rPr>
+      <w:color w:val="000000"/>
+    </w:rPr>
     <w:tblPr>
       <w:tblStyleRowBandSize w:val="1"/>
       <w:tblStyleColBandSize w:val="1"/>
@@ -8038,6 +8196,9 @@
     <w:pPr>
       <w:spacing w:after="0" w:line="240" w:lineRule="auto"/>
     </w:pPr>
+    <w:rPr>
+      <w:color w:val="000000"/>
+    </w:rPr>
     <w:tblPr>
       <w:tblStyleRowBandSize w:val="1"/>
       <w:tblStyleColBandSize w:val="1"/>
@@ -8187,6 +8348,9 @@
     <w:pPr>
       <w:spacing w:after="0" w:line="240" w:lineRule="auto"/>
     </w:pPr>
+    <w:rPr>
+      <w:color w:val="000000"/>
+    </w:rPr>
     <w:tblPr>
       <w:tblStyleRowBandSize w:val="1"/>
       <w:tblStyleColBandSize w:val="1"/>
@@ -8336,6 +8500,9 @@
     <w:pPr>
       <w:spacing w:after="0" w:line="240" w:lineRule="auto"/>
     </w:pPr>
+    <w:rPr>
+      <w:color w:val="000000"/>
+    </w:rPr>
     <w:tblPr>
       <w:tblStyleRowBandSize w:val="1"/>
       <w:tblStyleColBandSize w:val="1"/>
@@ -8485,6 +8652,9 @@
     <w:pPr>
       <w:spacing w:after="0" w:line="240" w:lineRule="auto"/>
     </w:pPr>
+    <w:rPr>
+      <w:color w:val="000000"/>
+    </w:rPr>
     <w:tblPr>
       <w:tblStyleRowBandSize w:val="1"/>
       <w:tblStyleColBandSize w:val="1"/>
@@ -8635,7 +8805,7 @@
       <w:spacing w:after="0" w:line="240" w:lineRule="auto"/>
     </w:pPr>
     <w:rPr>
-      <w:color w:val="000000" w:themeColor="text1"/>
+      <w:color w:val="000000"/>
     </w:rPr>
     <w:tblPr>
       <w:tblStyleRowBandSize w:val="1"/>
@@ -8719,7 +8889,7 @@
       <w:spacing w:after="0" w:line="240" w:lineRule="auto"/>
     </w:pPr>
     <w:rPr>
-      <w:color w:val="000000" w:themeColor="text1"/>
+      <w:color w:val="000000"/>
     </w:rPr>
     <w:tblPr>
       <w:tblStyleRowBandSize w:val="1"/>
@@ -8803,7 +8973,7 @@
       <w:spacing w:after="0" w:line="240" w:lineRule="auto"/>
     </w:pPr>
     <w:rPr>
-      <w:color w:val="000000" w:themeColor="text1"/>
+      <w:color w:val="000000"/>
     </w:rPr>
     <w:tblPr>
       <w:tblStyleRowBandSize w:val="1"/>
@@ -8887,7 +9057,7 @@
       <w:spacing w:after="0" w:line="240" w:lineRule="auto"/>
     </w:pPr>
     <w:rPr>
-      <w:color w:val="000000" w:themeColor="text1"/>
+      <w:color w:val="000000"/>
     </w:rPr>
     <w:tblPr>
       <w:tblStyleRowBandSize w:val="1"/>
@@ -8971,7 +9141,7 @@
       <w:spacing w:after="0" w:line="240" w:lineRule="auto"/>
     </w:pPr>
     <w:rPr>
-      <w:color w:val="000000" w:themeColor="text1"/>
+      <w:color w:val="000000"/>
     </w:rPr>
     <w:tblPr>
       <w:tblStyleRowBandSize w:val="1"/>
@@ -9055,7 +9225,7 @@
       <w:spacing w:after="0" w:line="240" w:lineRule="auto"/>
     </w:pPr>
     <w:rPr>
-      <w:color w:val="000000" w:themeColor="text1"/>
+      <w:color w:val="000000"/>
     </w:rPr>
     <w:tblPr>
       <w:tblStyleRowBandSize w:val="1"/>
@@ -9139,7 +9309,7 @@
       <w:spacing w:after="0" w:line="240" w:lineRule="auto"/>
     </w:pPr>
     <w:rPr>
-      <w:color w:val="000000" w:themeColor="text1"/>
+      <w:color w:val="000000"/>
     </w:rPr>
     <w:tblPr>
       <w:tblStyleRowBandSize w:val="1"/>
@@ -9224,7 +9394,7 @@
     </w:pPr>
     <w:rPr>
       <w:rFonts w:asciiTheme="majorHAnsi" w:eastAsiaTheme="majorEastAsia" w:hAnsiTheme="majorHAnsi" w:cstheme="majorBidi"/>
-      <w:color w:val="000000" w:themeColor="text1"/>
+      <w:color w:val="000000"/>
     </w:rPr>
     <w:tblPr>
       <w:tblStyleRowBandSize w:val="1"/>
@@ -9352,7 +9522,7 @@
     </w:pPr>
     <w:rPr>
       <w:rFonts w:asciiTheme="majorHAnsi" w:eastAsiaTheme="majorEastAsia" w:hAnsiTheme="majorHAnsi" w:cstheme="majorBidi"/>
-      <w:color w:val="000000" w:themeColor="text1"/>
+      <w:color w:val="000000"/>
     </w:rPr>
     <w:tblPr>
       <w:tblStyleRowBandSize w:val="1"/>
@@ -9480,7 +9650,7 @@
     </w:pPr>
     <w:rPr>
       <w:rFonts w:asciiTheme="majorHAnsi" w:eastAsiaTheme="majorEastAsia" w:hAnsiTheme="majorHAnsi" w:cstheme="majorBidi"/>
-      <w:color w:val="000000" w:themeColor="text1"/>
+      <w:color w:val="000000"/>
     </w:rPr>
     <w:tblPr>
       <w:tblStyleRowBandSize w:val="1"/>
@@ -9608,7 +9778,7 @@
     </w:pPr>
     <w:rPr>
       <w:rFonts w:asciiTheme="majorHAnsi" w:eastAsiaTheme="majorEastAsia" w:hAnsiTheme="majorHAnsi" w:cstheme="majorBidi"/>
-      <w:color w:val="000000" w:themeColor="text1"/>
+      <w:color w:val="000000"/>
     </w:rPr>
     <w:tblPr>
       <w:tblStyleRowBandSize w:val="1"/>
@@ -9736,7 +9906,7 @@
     </w:pPr>
     <w:rPr>
       <w:rFonts w:asciiTheme="majorHAnsi" w:eastAsiaTheme="majorEastAsia" w:hAnsiTheme="majorHAnsi" w:cstheme="majorBidi"/>
-      <w:color w:val="000000" w:themeColor="text1"/>
+      <w:color w:val="000000"/>
     </w:rPr>
     <w:tblPr>
       <w:tblStyleRowBandSize w:val="1"/>
@@ -9864,7 +10034,7 @@
     </w:pPr>
     <w:rPr>
       <w:rFonts w:asciiTheme="majorHAnsi" w:eastAsiaTheme="majorEastAsia" w:hAnsiTheme="majorHAnsi" w:cstheme="majorBidi"/>
-      <w:color w:val="000000" w:themeColor="text1"/>
+      <w:color w:val="000000"/>
     </w:rPr>
     <w:tblPr>
       <w:tblStyleRowBandSize w:val="1"/>
@@ -9992,7 +10162,7 @@
     </w:pPr>
     <w:rPr>
       <w:rFonts w:asciiTheme="majorHAnsi" w:eastAsiaTheme="majorEastAsia" w:hAnsiTheme="majorHAnsi" w:cstheme="majorBidi"/>
-      <w:color w:val="000000" w:themeColor="text1"/>
+      <w:color w:val="000000"/>
     </w:rPr>
     <w:tblPr>
       <w:tblStyleRowBandSize w:val="1"/>
@@ -10118,6 +10288,9 @@
     <w:pPr>
       <w:spacing w:after="0" w:line="240" w:lineRule="auto"/>
     </w:pPr>
+    <w:rPr>
+      <w:color w:val="000000"/>
+    </w:rPr>
     <w:tblPr>
       <w:tblStyleRowBandSize w:val="1"/>
       <w:tblStyleColBandSize w:val="1"/>
@@ -10191,6 +10364,9 @@
     <w:pPr>
       <w:spacing w:after="0" w:line="240" w:lineRule="auto"/>
     </w:pPr>
+    <w:rPr>
+      <w:color w:val="000000"/>
+    </w:rPr>
     <w:tblPr>
       <w:tblStyleRowBandSize w:val="1"/>
       <w:tblStyleColBandSize w:val="1"/>
@@ -10264,6 +10440,9 @@
     <w:pPr>
       <w:spacing w:after="0" w:line="240" w:lineRule="auto"/>
     </w:pPr>
+    <w:rPr>
+      <w:color w:val="000000"/>
+    </w:rPr>
     <w:tblPr>
       <w:tblStyleRowBandSize w:val="1"/>
       <w:tblStyleColBandSize w:val="1"/>
@@ -10337,6 +10516,9 @@
     <w:pPr>
       <w:spacing w:after="0" w:line="240" w:lineRule="auto"/>
     </w:pPr>
+    <w:rPr>
+      <w:color w:val="000000"/>
+    </w:rPr>
     <w:tblPr>
       <w:tblStyleRowBandSize w:val="1"/>
       <w:tblStyleColBandSize w:val="1"/>
@@ -10410,6 +10592,9 @@
     <w:pPr>
       <w:spacing w:after="0" w:line="240" w:lineRule="auto"/>
     </w:pPr>
+    <w:rPr>
+      <w:color w:val="000000"/>
+    </w:rPr>
     <w:tblPr>
       <w:tblStyleRowBandSize w:val="1"/>
       <w:tblStyleColBandSize w:val="1"/>
@@ -10483,6 +10668,9 @@
     <w:pPr>
       <w:spacing w:after="0" w:line="240" w:lineRule="auto"/>
     </w:pPr>
+    <w:rPr>
+      <w:color w:val="000000"/>
+    </w:rPr>
     <w:tblPr>
       <w:tblStyleRowBandSize w:val="1"/>
       <w:tblStyleColBandSize w:val="1"/>
@@ -10556,6 +10744,9 @@
     <w:pPr>
       <w:spacing w:after="0" w:line="240" w:lineRule="auto"/>
     </w:pPr>
+    <w:rPr>
+      <w:color w:val="000000"/>
+    </w:rPr>
     <w:tblPr>
       <w:tblStyleRowBandSize w:val="1"/>
       <w:tblStyleColBandSize w:val="1"/>
@@ -10631,7 +10822,7 @@
     </w:pPr>
     <w:rPr>
       <w:rFonts w:asciiTheme="majorHAnsi" w:eastAsiaTheme="majorEastAsia" w:hAnsiTheme="majorHAnsi" w:cstheme="majorBidi"/>
-      <w:color w:val="000000" w:themeColor="text1"/>
+      <w:color w:val="000000"/>
     </w:rPr>
     <w:tblPr>
       <w:tblStyleRowBandSize w:val="1"/>
@@ -10756,7 +10947,7 @@
     </w:pPr>
     <w:rPr>
       <w:rFonts w:asciiTheme="majorHAnsi" w:eastAsiaTheme="majorEastAsia" w:hAnsiTheme="majorHAnsi" w:cstheme="majorBidi"/>
-      <w:color w:val="000000" w:themeColor="text1"/>
+      <w:color w:val="000000"/>
     </w:rPr>
     <w:tblPr>
       <w:tblStyleRowBandSize w:val="1"/>
@@ -10881,7 +11072,7 @@
     </w:pPr>
     <w:rPr>
       <w:rFonts w:asciiTheme="majorHAnsi" w:eastAsiaTheme="majorEastAsia" w:hAnsiTheme="majorHAnsi" w:cstheme="majorBidi"/>
-      <w:color w:val="000000" w:themeColor="text1"/>
+      <w:color w:val="000000"/>
     </w:rPr>
     <w:tblPr>
       <w:tblStyleRowBandSize w:val="1"/>
@@ -11006,7 +11197,7 @@
     </w:pPr>
     <w:rPr>
       <w:rFonts w:asciiTheme="majorHAnsi" w:eastAsiaTheme="majorEastAsia" w:hAnsiTheme="majorHAnsi" w:cstheme="majorBidi"/>
-      <w:color w:val="000000" w:themeColor="text1"/>
+      <w:color w:val="000000"/>
     </w:rPr>
     <w:tblPr>
       <w:tblStyleRowBandSize w:val="1"/>
@@ -11131,7 +11322,7 @@
     </w:pPr>
     <w:rPr>
       <w:rFonts w:asciiTheme="majorHAnsi" w:eastAsiaTheme="majorEastAsia" w:hAnsiTheme="majorHAnsi" w:cstheme="majorBidi"/>
-      <w:color w:val="000000" w:themeColor="text1"/>
+      <w:color w:val="000000"/>
     </w:rPr>
     <w:tblPr>
       <w:tblStyleRowBandSize w:val="1"/>
@@ -11256,7 +11447,7 @@
     </w:pPr>
     <w:rPr>
       <w:rFonts w:asciiTheme="majorHAnsi" w:eastAsiaTheme="majorEastAsia" w:hAnsiTheme="majorHAnsi" w:cstheme="majorBidi"/>
-      <w:color w:val="000000" w:themeColor="text1"/>
+      <w:color w:val="000000"/>
     </w:rPr>
     <w:tblPr>
       <w:tblStyleRowBandSize w:val="1"/>
@@ -11381,7 +11572,7 @@
     </w:pPr>
     <w:rPr>
       <w:rFonts w:asciiTheme="majorHAnsi" w:eastAsiaTheme="majorEastAsia" w:hAnsiTheme="majorHAnsi" w:cstheme="majorBidi"/>
-      <w:color w:val="000000" w:themeColor="text1"/>
+      <w:color w:val="000000"/>
     </w:rPr>
     <w:tblPr>
       <w:tblStyleRowBandSize w:val="1"/>
@@ -11504,6 +11695,9 @@
     <w:pPr>
       <w:spacing w:after="0" w:line="240" w:lineRule="auto"/>
     </w:pPr>
+    <w:rPr>
+      <w:color w:val="000000"/>
+    </w:rPr>
     <w:tblPr>
       <w:tblStyleRowBandSize w:val="1"/>
       <w:tblStyleColBandSize w:val="1"/>
@@ -11645,6 +11839,9 @@
     <w:pPr>
       <w:spacing w:after="0" w:line="240" w:lineRule="auto"/>
     </w:pPr>
+    <w:rPr>
+      <w:color w:val="000000"/>
+    </w:rPr>
     <w:tblPr>
       <w:tblStyleRowBandSize w:val="1"/>
       <w:tblStyleColBandSize w:val="1"/>
@@ -11786,6 +11983,9 @@
     <w:pPr>
       <w:spacing w:after="0" w:line="240" w:lineRule="auto"/>
     </w:pPr>
+    <w:rPr>
+      <w:color w:val="000000"/>
+    </w:rPr>
     <w:tblPr>
       <w:tblStyleRowBandSize w:val="1"/>
       <w:tblStyleColBandSize w:val="1"/>
@@ -11927,6 +12127,9 @@
     <w:pPr>
       <w:spacing w:after="0" w:line="240" w:lineRule="auto"/>
     </w:pPr>
+    <w:rPr>
+      <w:color w:val="000000"/>
+    </w:rPr>
     <w:tblPr>
       <w:tblStyleRowBandSize w:val="1"/>
       <w:tblStyleColBandSize w:val="1"/>
@@ -12068,6 +12271,9 @@
     <w:pPr>
       <w:spacing w:after="0" w:line="240" w:lineRule="auto"/>
     </w:pPr>
+    <w:rPr>
+      <w:color w:val="000000"/>
+    </w:rPr>
     <w:tblPr>
       <w:tblStyleRowBandSize w:val="1"/>
       <w:tblStyleColBandSize w:val="1"/>
@@ -12209,6 +12415,9 @@
     <w:pPr>
       <w:spacing w:after="0" w:line="240" w:lineRule="auto"/>
     </w:pPr>
+    <w:rPr>
+      <w:color w:val="000000"/>
+    </w:rPr>
     <w:tblPr>
       <w:tblStyleRowBandSize w:val="1"/>
       <w:tblStyleColBandSize w:val="1"/>
@@ -12350,6 +12559,9 @@
     <w:pPr>
       <w:spacing w:after="0" w:line="240" w:lineRule="auto"/>
     </w:pPr>
+    <w:rPr>
+      <w:color w:val="000000"/>
+    </w:rPr>
     <w:tblPr>
       <w:tblStyleRowBandSize w:val="1"/>
       <w:tblStyleColBandSize w:val="1"/>
@@ -12492,7 +12704,7 @@
       <w:spacing w:after="0" w:line="240" w:lineRule="auto"/>
     </w:pPr>
     <w:rPr>
-      <w:color w:val="FFFFFF" w:themeColor="background1"/>
+      <w:color w:val="000000"/>
     </w:rPr>
     <w:tblPr>
       <w:tblStyleRowBandSize w:val="1"/>
@@ -12606,7 +12818,7 @@
       <w:spacing w:after="0" w:line="240" w:lineRule="auto"/>
     </w:pPr>
     <w:rPr>
-      <w:color w:val="FFFFFF" w:themeColor="background1"/>
+      <w:color w:val="000000"/>
     </w:rPr>
     <w:tblPr>
       <w:tblStyleRowBandSize w:val="1"/>
@@ -12720,7 +12932,7 @@
       <w:spacing w:after="0" w:line="240" w:lineRule="auto"/>
     </w:pPr>
     <w:rPr>
-      <w:color w:val="FFFFFF" w:themeColor="background1"/>
+      <w:color w:val="000000"/>
     </w:rPr>
     <w:tblPr>
       <w:tblStyleRowBandSize w:val="1"/>
@@ -12834,7 +13046,7 @@
       <w:spacing w:after="0" w:line="240" w:lineRule="auto"/>
     </w:pPr>
     <w:rPr>
-      <w:color w:val="FFFFFF" w:themeColor="background1"/>
+      <w:color w:val="000000"/>
     </w:rPr>
     <w:tblPr>
       <w:tblStyleRowBandSize w:val="1"/>
@@ -12948,7 +13160,7 @@
       <w:spacing w:after="0" w:line="240" w:lineRule="auto"/>
     </w:pPr>
     <w:rPr>
-      <w:color w:val="FFFFFF" w:themeColor="background1"/>
+      <w:color w:val="000000"/>
     </w:rPr>
     <w:tblPr>
       <w:tblStyleRowBandSize w:val="1"/>
@@ -13062,7 +13274,7 @@
       <w:spacing w:after="0" w:line="240" w:lineRule="auto"/>
     </w:pPr>
     <w:rPr>
-      <w:color w:val="FFFFFF" w:themeColor="background1"/>
+      <w:color w:val="000000"/>
     </w:rPr>
     <w:tblPr>
       <w:tblStyleRowBandSize w:val="1"/>
@@ -13176,7 +13388,7 @@
       <w:spacing w:after="0" w:line="240" w:lineRule="auto"/>
     </w:pPr>
     <w:rPr>
-      <w:color w:val="FFFFFF" w:themeColor="background1"/>
+      <w:color w:val="000000"/>
     </w:rPr>
     <w:tblPr>
       <w:tblStyleRowBandSize w:val="1"/>
@@ -13290,7 +13502,7 @@
       <w:spacing w:after="0" w:line="240" w:lineRule="auto"/>
     </w:pPr>
     <w:rPr>
-      <w:color w:val="000000" w:themeColor="text1"/>
+      <w:color w:val="000000"/>
     </w:rPr>
     <w:tblPr>
       <w:tblStyleRowBandSize w:val="1"/>
@@ -13412,7 +13624,7 @@
       <w:spacing w:after="0" w:line="240" w:lineRule="auto"/>
     </w:pPr>
     <w:rPr>
-      <w:color w:val="000000" w:themeColor="text1"/>
+      <w:color w:val="000000"/>
     </w:rPr>
     <w:tblPr>
       <w:tblStyleRowBandSize w:val="1"/>
@@ -13534,7 +13746,7 @@
       <w:spacing w:after="0" w:line="240" w:lineRule="auto"/>
     </w:pPr>
     <w:rPr>
-      <w:color w:val="000000" w:themeColor="text1"/>
+      <w:color w:val="000000"/>
     </w:rPr>
     <w:tblPr>
       <w:tblStyleRowBandSize w:val="1"/>
@@ -13656,7 +13868,7 @@
       <w:spacing w:after="0" w:line="240" w:lineRule="auto"/>
     </w:pPr>
     <w:rPr>
-      <w:color w:val="000000" w:themeColor="text1"/>
+      <w:color w:val="000000"/>
     </w:rPr>
     <w:tblPr>
       <w:tblStyleRowBandSize w:val="1"/>
@@ -13768,7 +13980,7 @@
       <w:spacing w:after="0" w:line="240" w:lineRule="auto"/>
     </w:pPr>
     <w:rPr>
-      <w:color w:val="000000" w:themeColor="text1"/>
+      <w:color w:val="000000"/>
     </w:rPr>
     <w:tblPr>
       <w:tblStyleRowBandSize w:val="1"/>
@@ -13890,7 +14102,7 @@
       <w:spacing w:after="0" w:line="240" w:lineRule="auto"/>
     </w:pPr>
     <w:rPr>
-      <w:color w:val="000000" w:themeColor="text1"/>
+      <w:color w:val="000000"/>
     </w:rPr>
     <w:tblPr>
       <w:tblStyleRowBandSize w:val="1"/>
@@ -14012,7 +14224,7 @@
       <w:spacing w:after="0" w:line="240" w:lineRule="auto"/>
     </w:pPr>
     <w:rPr>
-      <w:color w:val="000000" w:themeColor="text1"/>
+      <w:color w:val="000000"/>
     </w:rPr>
     <w:tblPr>
       <w:tblStyleRowBandSize w:val="1"/>
@@ -14134,7 +14346,7 @@
       <w:spacing w:after="0" w:line="240" w:lineRule="auto"/>
     </w:pPr>
     <w:rPr>
-      <w:color w:val="000000" w:themeColor="text1"/>
+      <w:color w:val="000000"/>
     </w:rPr>
     <w:tblPr>
       <w:tblStyleRowBandSize w:val="1"/>
@@ -14220,7 +14432,7 @@
       <w:spacing w:after="0" w:line="240" w:lineRule="auto"/>
     </w:pPr>
     <w:rPr>
-      <w:color w:val="000000" w:themeColor="text1"/>
+      <w:color w:val="000000"/>
     </w:rPr>
     <w:tblPr>
       <w:tblStyleRowBandSize w:val="1"/>
@@ -14306,7 +14518,7 @@
       <w:spacing w:after="0" w:line="240" w:lineRule="auto"/>
     </w:pPr>
     <w:rPr>
-      <w:color w:val="000000" w:themeColor="text1"/>
+      <w:color w:val="000000"/>
     </w:rPr>
     <w:tblPr>
       <w:tblStyleRowBandSize w:val="1"/>
@@ -14392,7 +14604,7 @@
       <w:spacing w:after="0" w:line="240" w:lineRule="auto"/>
     </w:pPr>
     <w:rPr>
-      <w:color w:val="000000" w:themeColor="text1"/>
+      <w:color w:val="000000"/>
     </w:rPr>
     <w:tblPr>
       <w:tblStyleRowBandSize w:val="1"/>
@@ -14478,7 +14690,7 @@
       <w:spacing w:after="0" w:line="240" w:lineRule="auto"/>
     </w:pPr>
     <w:rPr>
-      <w:color w:val="000000" w:themeColor="text1"/>
+      <w:color w:val="000000"/>
     </w:rPr>
     <w:tblPr>
       <w:tblStyleRowBandSize w:val="1"/>
@@ -14564,7 +14776,7 @@
       <w:spacing w:after="0" w:line="240" w:lineRule="auto"/>
     </w:pPr>
     <w:rPr>
-      <w:color w:val="000000" w:themeColor="text1"/>
+      <w:color w:val="000000"/>
     </w:rPr>
     <w:tblPr>
       <w:tblStyleRowBandSize w:val="1"/>
@@ -14650,7 +14862,7 @@
       <w:spacing w:after="0" w:line="240" w:lineRule="auto"/>
     </w:pPr>
     <w:rPr>
-      <w:color w:val="000000" w:themeColor="text1"/>
+      <w:color w:val="000000"/>
     </w:rPr>
     <w:tblPr>
       <w:tblStyleRowBandSize w:val="1"/>
@@ -14736,7 +14948,7 @@
       <w:spacing w:after="0" w:line="240" w:lineRule="auto"/>
     </w:pPr>
     <w:rPr>
-      <w:color w:val="000000" w:themeColor="text1"/>
+      <w:color w:val="000000"/>
     </w:rPr>
     <w:tblPr>
       <w:tblStyleRowBandSize w:val="1"/>
@@ -14816,7 +15028,7 @@
       <w:spacing w:after="0" w:line="240" w:lineRule="auto"/>
     </w:pPr>
     <w:rPr>
-      <w:color w:val="000000" w:themeColor="text1"/>
+      <w:color w:val="000000"/>
     </w:rPr>
     <w:tblPr>
       <w:tblStyleRowBandSize w:val="1"/>
@@ -14896,7 +15108,7 @@
       <w:spacing w:after="0" w:line="240" w:lineRule="auto"/>
     </w:pPr>
     <w:rPr>
-      <w:color w:val="000000" w:themeColor="text1"/>
+      <w:color w:val="000000"/>
     </w:rPr>
     <w:tblPr>
       <w:tblStyleRowBandSize w:val="1"/>
@@ -14976,7 +15188,7 @@
       <w:spacing w:after="0" w:line="240" w:lineRule="auto"/>
     </w:pPr>
     <w:rPr>
-      <w:color w:val="000000" w:themeColor="text1"/>
+      <w:color w:val="000000"/>
     </w:rPr>
     <w:tblPr>
       <w:tblStyleRowBandSize w:val="1"/>
@@ -15056,7 +15268,7 @@
       <w:spacing w:after="0" w:line="240" w:lineRule="auto"/>
     </w:pPr>
     <w:rPr>
-      <w:color w:val="000000" w:themeColor="text1"/>
+      <w:color w:val="000000"/>
     </w:rPr>
     <w:tblPr>
       <w:tblStyleRowBandSize w:val="1"/>
@@ -15136,7 +15348,7 @@
       <w:spacing w:after="0" w:line="240" w:lineRule="auto"/>
     </w:pPr>
     <w:rPr>
-      <w:color w:val="000000" w:themeColor="text1"/>
+      <w:color w:val="000000"/>
     </w:rPr>
     <w:tblPr>
       <w:tblStyleRowBandSize w:val="1"/>
@@ -15216,7 +15428,7 @@
       <w:spacing w:after="0" w:line="240" w:lineRule="auto"/>
     </w:pPr>
     <w:rPr>
-      <w:color w:val="000000" w:themeColor="text1"/>
+      <w:color w:val="000000"/>
     </w:rPr>
     <w:tblPr>
       <w:tblStyleRowBandSize w:val="1"/>
